--- a/Assignment-11.docx
+++ b/Assignment-11.docx
@@ -101,7 +101,7 @@
           <w:lang w:val="en-US"/>
         </w:rPr>
         <w:drawing>
-          <wp:inline distT="0" distB="0" distL="0" distR="0" wp14:anchorId="11436594" wp14:editId="09C2F47B">
+          <wp:inline distT="0" distB="0" distL="0" distR="0" wp14:anchorId="11436594" wp14:editId="3D8040EE">
             <wp:extent cx="5731510" cy="1396365"/>
             <wp:effectExtent l="0" t="0" r="2540" b="0"/>
             <wp:docPr id="1655263642" name="Picture 2"/>
@@ -539,6 +539,60 @@
           <w:lang w:val="en-US"/>
         </w:rPr>
       </w:pPr>
+      <w:r>
+        <w:rPr>
+          <w:noProof/>
+          <w:lang w:val="en-US"/>
+        </w:rPr>
+        <w:drawing>
+          <wp:inline distT="0" distB="0" distL="0" distR="0" wp14:anchorId="23E3A98A" wp14:editId="1BD10A2E">
+            <wp:extent cx="5731510" cy="3314065"/>
+            <wp:effectExtent l="0" t="0" r="2540" b="635"/>
+            <wp:docPr id="1449970800" name="Picture 1"/>
+            <wp:cNvGraphicFramePr>
+              <a:graphicFrameLocks xmlns:a="http://schemas.openxmlformats.org/drawingml/2006/main" noChangeAspect="1"/>
+            </wp:cNvGraphicFramePr>
+            <a:graphic xmlns:a="http://schemas.openxmlformats.org/drawingml/2006/main">
+              <a:graphicData uri="http://schemas.openxmlformats.org/drawingml/2006/picture">
+                <pic:pic xmlns:pic="http://schemas.openxmlformats.org/drawingml/2006/picture">
+                  <pic:nvPicPr>
+                    <pic:cNvPr id="1449970800" name="Picture 1449970800"/>
+                    <pic:cNvPicPr/>
+                  </pic:nvPicPr>
+                  <pic:blipFill>
+                    <a:blip r:embed="rId11">
+                      <a:extLst>
+                        <a:ext uri="{28A0092B-C50C-407E-A947-70E740481C1C}">
+                          <a14:useLocalDpi xmlns:a14="http://schemas.microsoft.com/office/drawing/2010/main" val="0"/>
+                        </a:ext>
+                      </a:extLst>
+                    </a:blip>
+                    <a:stretch>
+                      <a:fillRect/>
+                    </a:stretch>
+                  </pic:blipFill>
+                  <pic:spPr>
+                    <a:xfrm>
+                      <a:off x="0" y="0"/>
+                      <a:ext cx="5731510" cy="3314065"/>
+                    </a:xfrm>
+                    <a:prstGeom prst="rect">
+                      <a:avLst/>
+                    </a:prstGeom>
+                  </pic:spPr>
+                </pic:pic>
+              </a:graphicData>
+            </a:graphic>
+          </wp:inline>
+        </w:drawing>
+      </w:r>
+    </w:p>
+    <w:p>
+      <w:pPr>
+        <w:rPr>
+          <w:lang w:val="en-US"/>
+        </w:rPr>
+      </w:pPr>
     </w:p>
     <w:p>
       <w:pPr>
@@ -564,7 +618,6 @@
           <w:noProof/>
           <w:lang w:val="en-US"/>
         </w:rPr>
-        <w:lastRenderedPageBreak/>
         <w:drawing>
           <wp:inline distT="0" distB="0" distL="0" distR="0" wp14:anchorId="0B1F81BC" wp14:editId="5027A1F5">
             <wp:extent cx="5731510" cy="4741545"/>
@@ -581,7 +634,7 @@
                     <pic:cNvPicPr/>
                   </pic:nvPicPr>
                   <pic:blipFill>
-                    <a:blip r:embed="rId11">
+                    <a:blip r:embed="rId12">
                       <a:extLst>
                         <a:ext uri="{28A0092B-C50C-407E-A947-70E740481C1C}">
                           <a14:useLocalDpi xmlns:a14="http://schemas.microsoft.com/office/drawing/2010/main" val="0"/>
